--- a/Cruscotto_manuale_uso.docx
+++ b/Cruscotto_manuale_uso.docx
@@ -882,6 +882,19 @@
     </w:p>
     <w:p>
       <w:pPr>
+        <w:spacing w:after="160" w:line="300"/>
+      </w:pPr>
+      <w:r>
+        <w:rPr>
+          <w:color w:val="1F2328"/>
+          <w:sz w:val="21"/>
+          <w:szCs w:val="21"/>
+        </w:rPr>
+        <w:t>Oltre agli avvisi delle lezioni, l'app manda un promemoria a chi ha smesso di esercitarsi: se un allievo non completa una scheda di quiz per due giorni, la sera alle 18:00 riceve un invito breve (“E' l'ora di qualche quiz”, “Riprendiamo da dove eri”…, il testo cambia a rotazione). Al massimo due a settimana per allievo: chi li ignora non viene tempestato. Chi ha già sostenuto l'esame e chi si è appena iscritto restano fuori.</w:t>
+      </w:r>
+    </w:p>
+    <w:p>
+      <w:pPr>
         <w:pStyle w:val="ListParagraph"/>
         <w:numPr>
           <w:ilvl w:val="0"/>

--- a/Cruscotto_manuale_uso.docx
+++ b/Cruscotto_manuale_uso.docx
@@ -1126,6 +1126,35 @@
         <w:t xml:space="preserve">Prima cosa da controllare: ha dato il permesso di notifica al browser quando gliel'ha chiesto al primo accesso? Se lo ha rifiutato, il popup non può comparire — ma le notifiche restano comunque visibili aprendo il campanellino nell'app. Su iPhone, il popup funziona solo se il sito è stato aggiunto alla schermata Home.</w:t>
       </w:r>
     </w:p>
+    <w:p>
+      <w:pPr>
+        <w:pStyle w:val="Heading3"/>
+        <w:spacing w:after="90" w:before="200"/>
+      </w:pPr>
+      <w:r>
+        <w:rPr>
+          <w:b/>
+          <w:bCs/>
+          <w:color w:val="8A1B15"/>
+          <w:sz w:val="21"/>
+          <w:szCs w:val="21"/>
+        </w:rPr>
+        <w:t>Come esporto l'elenco degli allievi (per il commercialista, per un controllo)</w:t>
+      </w:r>
+    </w:p>
+    <w:p>
+      <w:pPr>
+        <w:spacing w:after="160" w:line="300"/>
+      </w:pPr>
+      <w:r>
+        <w:rPr>
+          <w:color w:val="1F2328"/>
+          <w:sz w:val="21"/>
+          <w:szCs w:val="21"/>
+        </w:rPr>
+        <w:t>Gestione → Allievi → “Esporta elenco”: si scarica un foglio di calcolo con anagrafica, patenti, ore e importi, che si apre con un doppio clic in Excel. Il file viene creato sul momento e resta solo sul computer di chi lo scarica: sul server non ne resta copia. Contiene dati personali di tutti gli iscritti, quindi va conservato con la stessa cura dei moduli cartacei. Il pulsante è riservato all'amministratore, e ogni export lascia traccia di chi l'ha fatto e quando.</w:t>
+      </w:r>
+    </w:p>
     <w:sectPr>
       <w:headerReference w:type="default" r:id="rId7"/>
       <w:footerReference w:type="default" r:id="rId8"/>

--- a/Cruscotto_manuale_uso.docx
+++ b/Cruscotto_manuale_uso.docx
@@ -1155,6 +1155,93 @@
         <w:t>Gestione → Allievi → “Esporta elenco”: si scarica un foglio di calcolo con anagrafica, patenti, ore e importi, che si apre con un doppio clic in Excel. Il file viene creato sul momento e resta solo sul computer di chi lo scarica: sul server non ne resta copia. Contiene dati personali di tutti gli iscritti, quindi va conservato con la stessa cura dei moduli cartacei. Il pulsante è riservato all'amministratore, e ogni export lascia traccia di chi l'ha fatto e quando.</w:t>
       </w:r>
     </w:p>
+    <w:p>
+      <w:pPr>
+        <w:pStyle w:val="Heading3"/>
+        <w:spacing w:after="90" w:before="200"/>
+      </w:pPr>
+      <w:r>
+        <w:rPr>
+          <w:b/>
+          <w:bCs/>
+          <w:color w:val="8A1B15"/>
+          <w:sz w:val="21"/>
+          <w:szCs w:val="21"/>
+        </w:rPr>
+        <w:t>Un allievo chiede di cancellare i suoi dati</w:t>
+      </w:r>
+    </w:p>
+    <w:p>
+      <w:pPr>
+        <w:spacing w:after="160" w:line="300"/>
+      </w:pPr>
+      <w:r>
+        <w:rPr>
+          <w:color w:val="1F2328"/>
+          <w:sz w:val="21"/>
+          <w:szCs w:val="21"/>
+        </w:rPr>
+        <w:t>Gestione → Allievi → aprire la sua scheda → “Cancella dati”. Va riscritto il cognome per conferma, poi spariscono davvero anagrafica, accessi, quiz svolti, statistiche e presenze: non si torna indietro. Se invece serve solo togliere l'allievo dagli elenchi (corso finito, esame sostenuto) si usa la disattivazione, che conserva lo storico.</w:t>
+      </w:r>
+    </w:p>
+    <w:p>
+      <w:pPr>
+        <w:pStyle w:val="Heading3"/>
+        <w:spacing w:after="90" w:before="200"/>
+      </w:pPr>
+      <w:r>
+        <w:rPr>
+          <w:b/>
+          <w:bCs/>
+          <w:color w:val="8A1B15"/>
+          <w:sz w:val="21"/>
+          <w:szCs w:val="21"/>
+        </w:rPr>
+        <w:t>Un allievo ha sbagliato la password troppe volte e non riesce più a entrare</w:t>
+      </w:r>
+    </w:p>
+    <w:p>
+      <w:pPr>
+        <w:spacing w:after="160" w:line="300"/>
+      </w:pPr>
+      <w:r>
+        <w:rPr>
+          <w:color w:val="1F2328"/>
+          <w:sz w:val="21"/>
+          <w:szCs w:val="21"/>
+        </w:rPr>
+        <w:t>Dopo otto tentativi sbagliati l'accesso si blocca per quindici minuti, per difendere gli account da chi prova password a raffica. Basta aspettare, oppure generare subito una nuova password dalla sua scheda: quella riparte immediatamente.</w:t>
+      </w:r>
+    </w:p>
+    <w:p>
+      <w:pPr>
+        <w:pStyle w:val="Heading3"/>
+        <w:spacing w:after="90" w:before="200"/>
+      </w:pPr>
+      <w:r>
+        <w:rPr>
+          <w:b/>
+          <w:bCs/>
+          <w:color w:val="8A1B15"/>
+          <w:sz w:val="21"/>
+          <w:szCs w:val="21"/>
+        </w:rPr>
+        <w:t>I video della scuola sono protetti?</w:t>
+      </w:r>
+    </w:p>
+    <w:p>
+      <w:pPr>
+        <w:spacing w:after="160" w:line="300"/>
+      </w:pPr>
+      <w:r>
+        <w:rPr>
+          <w:color w:val="1F2328"/>
+          <w:sz w:val="21"/>
+          <w:szCs w:val="21"/>
+        </w:rPr>
+        <w:t>Sì: l'indirizzo di una videolezione funziona solo per chi ha fatto l'accesso e scade dopo qualche ora, quindi un link copiato in una chat smette di funzionare in giornata. Le immagini dei quiz restano libere, perché sono materiale ministeriale pubblico.</w:t>
+      </w:r>
+    </w:p>
     <w:sectPr>
       <w:headerReference w:type="default" r:id="rId7"/>
       <w:footerReference w:type="default" r:id="rId8"/>
